--- a/FODS EXPERIMENTS OUTPUTS.docx
+++ b/FODS EXPERIMENTS OUTPUTS.docx
@@ -13,7 +13,7 @@
           <w:noProof/>
         </w:rPr>
         <w:drawing>
-          <wp:inline distT="0" distB="0" distL="0" distR="0" wp14:anchorId="58DEBD1B" wp14:editId="60AC5949">
+          <wp:inline distT="0" distB="0" distL="0" distR="0" wp14:anchorId="58DEBD1B" wp14:editId="098BDC1B">
             <wp:extent cx="5731510" cy="2307590"/>
             <wp:effectExtent l="0" t="0" r="2540" b="0"/>
             <wp:docPr id="1418117714" name="Picture 1"/>
@@ -62,8 +62,11 @@
     </w:p>
     <w:p>
       <w:r>
+        <w:rPr>
+          <w:noProof/>
+        </w:rPr>
         <w:drawing>
-          <wp:inline distT="0" distB="0" distL="0" distR="0" wp14:anchorId="48F56E66" wp14:editId="445A8BA7">
+          <wp:inline distT="0" distB="0" distL="0" distR="0" wp14:anchorId="48F56E66" wp14:editId="660C865F">
             <wp:extent cx="5731510" cy="2454275"/>
             <wp:effectExtent l="0" t="0" r="2540" b="3175"/>
             <wp:docPr id="326816664" name="Picture 6"/>
@@ -119,8 +122,11 @@
     </w:p>
     <w:p>
       <w:r>
+        <w:rPr>
+          <w:noProof/>
+        </w:rPr>
         <w:drawing>
-          <wp:inline distT="0" distB="0" distL="0" distR="0" wp14:anchorId="6D7D4573" wp14:editId="63EE3455">
+          <wp:inline distT="0" distB="0" distL="0" distR="0" wp14:anchorId="6D7D4573" wp14:editId="3DF473D5">
             <wp:extent cx="5731510" cy="2409825"/>
             <wp:effectExtent l="0" t="0" r="2540" b="9525"/>
             <wp:docPr id="980295128" name="Picture 8"/>
@@ -182,7 +188,7 @@
           <w:noProof/>
         </w:rPr>
         <w:drawing>
-          <wp:inline distT="0" distB="0" distL="0" distR="0" wp14:anchorId="6680A6FC" wp14:editId="316AA950">
+          <wp:inline distT="0" distB="0" distL="0" distR="0" wp14:anchorId="6680A6FC" wp14:editId="4BE8D306">
             <wp:extent cx="6280150" cy="1863311"/>
             <wp:effectExtent l="0" t="0" r="6350" b="3810"/>
             <wp:docPr id="170987921" name="Picture 2"/>
@@ -340,8 +346,11 @@
     </w:p>
     <w:p>
       <w:r>
+        <w:rPr>
+          <w:noProof/>
+        </w:rPr>
         <w:drawing>
-          <wp:inline distT="0" distB="0" distL="0" distR="0" wp14:anchorId="588FD605" wp14:editId="118B8B46">
+          <wp:inline distT="0" distB="0" distL="0" distR="0" wp14:anchorId="588FD605" wp14:editId="5DD1925D">
             <wp:extent cx="5731510" cy="2972435"/>
             <wp:effectExtent l="0" t="0" r="2540" b="0"/>
             <wp:docPr id="101976897" name="Picture 10"/>
@@ -397,8 +406,11 @@
     </w:p>
     <w:p>
       <w:r>
+        <w:rPr>
+          <w:noProof/>
+        </w:rPr>
         <w:drawing>
-          <wp:inline distT="0" distB="0" distL="0" distR="0" wp14:anchorId="52FF5E60" wp14:editId="448A87E1">
+          <wp:inline distT="0" distB="0" distL="0" distR="0" wp14:anchorId="52FF5E60" wp14:editId="728E72A8">
             <wp:extent cx="5731510" cy="2402205"/>
             <wp:effectExtent l="0" t="0" r="2540" b="0"/>
             <wp:docPr id="916566594" name="Picture 12"/>
@@ -463,8 +475,11 @@
     </w:p>
     <w:p>
       <w:r>
+        <w:rPr>
+          <w:noProof/>
+        </w:rPr>
         <w:drawing>
-          <wp:inline distT="0" distB="0" distL="0" distR="0" wp14:anchorId="7D3C4B65" wp14:editId="27535FAF">
+          <wp:inline distT="0" distB="0" distL="0" distR="0" wp14:anchorId="7D3C4B65" wp14:editId="11BBF40E">
             <wp:extent cx="5731510" cy="2910205"/>
             <wp:effectExtent l="0" t="0" r="2540" b="4445"/>
             <wp:docPr id="613857542" name="Picture 14"/>
@@ -520,6 +535,9 @@
     </w:p>
     <w:p>
       <w:r>
+        <w:rPr>
+          <w:noProof/>
+        </w:rPr>
         <w:drawing>
           <wp:inline distT="0" distB="0" distL="0" distR="0" wp14:anchorId="4E427EEE" wp14:editId="1EF4905F">
             <wp:extent cx="5731510" cy="2232660"/>
@@ -572,6 +590,9 @@
     </w:p>
     <w:p>
       <w:r>
+        <w:rPr>
+          <w:noProof/>
+        </w:rPr>
         <w:drawing>
           <wp:inline distT="0" distB="0" distL="0" distR="0" wp14:anchorId="5C7707DC" wp14:editId="0A23EAD4">
             <wp:extent cx="5731510" cy="2346960"/>
@@ -623,6 +644,573 @@
       </w:r>
     </w:p>
     <w:p/>
+    <w:p>
+      <w:r>
+        <w:lastRenderedPageBreak/>
+        <w:t>11.</w:t>
+      </w:r>
+    </w:p>
+    <w:p>
+      <w:r>
+        <w:rPr>
+          <w:noProof/>
+        </w:rPr>
+        <w:drawing>
+          <wp:inline distT="0" distB="0" distL="0" distR="0" wp14:anchorId="50EAA6E0" wp14:editId="1C1CA393">
+            <wp:extent cx="5731510" cy="2484120"/>
+            <wp:effectExtent l="0" t="0" r="2540" b="0"/>
+            <wp:docPr id="480571901" name="Picture 1"/>
+            <wp:cNvGraphicFramePr>
+              <a:graphicFrameLocks xmlns:a="http://schemas.openxmlformats.org/drawingml/2006/main" noChangeAspect="1"/>
+            </wp:cNvGraphicFramePr>
+            <a:graphic xmlns:a="http://schemas.openxmlformats.org/drawingml/2006/main">
+              <a:graphicData uri="http://schemas.openxmlformats.org/drawingml/2006/picture">
+                <pic:pic xmlns:pic="http://schemas.openxmlformats.org/drawingml/2006/picture">
+                  <pic:nvPicPr>
+                    <pic:cNvPr id="480571901" name="Picture 480571901"/>
+                    <pic:cNvPicPr/>
+                  </pic:nvPicPr>
+                  <pic:blipFill>
+                    <a:blip r:embed="rId15" cstate="print">
+                      <a:extLst>
+                        <a:ext uri="{28A0092B-C50C-407E-A947-70E740481C1C}">
+                          <a14:useLocalDpi xmlns:a14="http://schemas.microsoft.com/office/drawing/2010/main" val="0"/>
+                        </a:ext>
+                      </a:extLst>
+                    </a:blip>
+                    <a:stretch>
+                      <a:fillRect/>
+                    </a:stretch>
+                  </pic:blipFill>
+                  <pic:spPr>
+                    <a:xfrm>
+                      <a:off x="0" y="0"/>
+                      <a:ext cx="5731510" cy="2484120"/>
+                    </a:xfrm>
+                    <a:prstGeom prst="rect">
+                      <a:avLst/>
+                    </a:prstGeom>
+                  </pic:spPr>
+                </pic:pic>
+              </a:graphicData>
+            </a:graphic>
+          </wp:inline>
+        </w:drawing>
+      </w:r>
+      <w:r>
+        <w:rPr>
+          <w:noProof/>
+        </w:rPr>
+        <w:drawing>
+          <wp:inline distT="0" distB="0" distL="0" distR="0" wp14:anchorId="453F0860" wp14:editId="1292FA96">
+            <wp:extent cx="5731510" cy="2200275"/>
+            <wp:effectExtent l="0" t="0" r="2540" b="9525"/>
+            <wp:docPr id="732556406" name="Picture 2"/>
+            <wp:cNvGraphicFramePr>
+              <a:graphicFrameLocks xmlns:a="http://schemas.openxmlformats.org/drawingml/2006/main" noChangeAspect="1"/>
+            </wp:cNvGraphicFramePr>
+            <a:graphic xmlns:a="http://schemas.openxmlformats.org/drawingml/2006/main">
+              <a:graphicData uri="http://schemas.openxmlformats.org/drawingml/2006/picture">
+                <pic:pic xmlns:pic="http://schemas.openxmlformats.org/drawingml/2006/picture">
+                  <pic:nvPicPr>
+                    <pic:cNvPr id="732556406" name="Picture 732556406"/>
+                    <pic:cNvPicPr/>
+                  </pic:nvPicPr>
+                  <pic:blipFill>
+                    <a:blip r:embed="rId16">
+                      <a:extLst>
+                        <a:ext uri="{28A0092B-C50C-407E-A947-70E740481C1C}">
+                          <a14:useLocalDpi xmlns:a14="http://schemas.microsoft.com/office/drawing/2010/main" val="0"/>
+                        </a:ext>
+                      </a:extLst>
+                    </a:blip>
+                    <a:stretch>
+                      <a:fillRect/>
+                    </a:stretch>
+                  </pic:blipFill>
+                  <pic:spPr>
+                    <a:xfrm>
+                      <a:off x="0" y="0"/>
+                      <a:ext cx="5731510" cy="2200275"/>
+                    </a:xfrm>
+                    <a:prstGeom prst="rect">
+                      <a:avLst/>
+                    </a:prstGeom>
+                  </pic:spPr>
+                </pic:pic>
+              </a:graphicData>
+            </a:graphic>
+          </wp:inline>
+        </w:drawing>
+      </w:r>
+      <w:r>
+        <w:rPr>
+          <w:noProof/>
+        </w:rPr>
+        <w:drawing>
+          <wp:inline distT="0" distB="0" distL="0" distR="0" wp14:anchorId="166B45FA" wp14:editId="70588A7A">
+            <wp:extent cx="5731510" cy="2827020"/>
+            <wp:effectExtent l="0" t="0" r="2540" b="0"/>
+            <wp:docPr id="2124729361" name="Picture 3"/>
+            <wp:cNvGraphicFramePr>
+              <a:graphicFrameLocks xmlns:a="http://schemas.openxmlformats.org/drawingml/2006/main" noChangeAspect="1"/>
+            </wp:cNvGraphicFramePr>
+            <a:graphic xmlns:a="http://schemas.openxmlformats.org/drawingml/2006/main">
+              <a:graphicData uri="http://schemas.openxmlformats.org/drawingml/2006/picture">
+                <pic:pic xmlns:pic="http://schemas.openxmlformats.org/drawingml/2006/picture">
+                  <pic:nvPicPr>
+                    <pic:cNvPr id="2124729361" name="Picture 2124729361"/>
+                    <pic:cNvPicPr/>
+                  </pic:nvPicPr>
+                  <pic:blipFill>
+                    <a:blip r:embed="rId17">
+                      <a:extLst>
+                        <a:ext uri="{28A0092B-C50C-407E-A947-70E740481C1C}">
+                          <a14:useLocalDpi xmlns:a14="http://schemas.microsoft.com/office/drawing/2010/main" val="0"/>
+                        </a:ext>
+                      </a:extLst>
+                    </a:blip>
+                    <a:stretch>
+                      <a:fillRect/>
+                    </a:stretch>
+                  </pic:blipFill>
+                  <pic:spPr>
+                    <a:xfrm>
+                      <a:off x="0" y="0"/>
+                      <a:ext cx="5731510" cy="2827020"/>
+                    </a:xfrm>
+                    <a:prstGeom prst="rect">
+                      <a:avLst/>
+                    </a:prstGeom>
+                  </pic:spPr>
+                </pic:pic>
+              </a:graphicData>
+            </a:graphic>
+          </wp:inline>
+        </w:drawing>
+      </w:r>
+    </w:p>
+    <w:p/>
+    <w:p/>
+    <w:p/>
+    <w:p>
+      <w:r>
+        <w:lastRenderedPageBreak/>
+        <w:t>12.</w:t>
+      </w:r>
+    </w:p>
+    <w:p>
+      <w:r>
+        <w:rPr>
+          <w:noProof/>
+        </w:rPr>
+        <w:drawing>
+          <wp:inline distT="0" distB="0" distL="0" distR="0" wp14:anchorId="00AC7E89" wp14:editId="08395FCB">
+            <wp:extent cx="5731510" cy="2875915"/>
+            <wp:effectExtent l="0" t="0" r="2540" b="635"/>
+            <wp:docPr id="1590837267" name="Picture 4"/>
+            <wp:cNvGraphicFramePr>
+              <a:graphicFrameLocks xmlns:a="http://schemas.openxmlformats.org/drawingml/2006/main" noChangeAspect="1"/>
+            </wp:cNvGraphicFramePr>
+            <a:graphic xmlns:a="http://schemas.openxmlformats.org/drawingml/2006/main">
+              <a:graphicData uri="http://schemas.openxmlformats.org/drawingml/2006/picture">
+                <pic:pic xmlns:pic="http://schemas.openxmlformats.org/drawingml/2006/picture">
+                  <pic:nvPicPr>
+                    <pic:cNvPr id="1590837267" name="Picture 1590837267"/>
+                    <pic:cNvPicPr/>
+                  </pic:nvPicPr>
+                  <pic:blipFill>
+                    <a:blip r:embed="rId18" cstate="print">
+                      <a:extLst>
+                        <a:ext uri="{28A0092B-C50C-407E-A947-70E740481C1C}">
+                          <a14:useLocalDpi xmlns:a14="http://schemas.microsoft.com/office/drawing/2010/main" val="0"/>
+                        </a:ext>
+                      </a:extLst>
+                    </a:blip>
+                    <a:stretch>
+                      <a:fillRect/>
+                    </a:stretch>
+                  </pic:blipFill>
+                  <pic:spPr>
+                    <a:xfrm>
+                      <a:off x="0" y="0"/>
+                      <a:ext cx="5731510" cy="2875915"/>
+                    </a:xfrm>
+                    <a:prstGeom prst="rect">
+                      <a:avLst/>
+                    </a:prstGeom>
+                  </pic:spPr>
+                </pic:pic>
+              </a:graphicData>
+            </a:graphic>
+          </wp:inline>
+        </w:drawing>
+      </w:r>
+      <w:r>
+        <w:rPr>
+          <w:noProof/>
+        </w:rPr>
+        <w:drawing>
+          <wp:inline distT="0" distB="0" distL="0" distR="0" wp14:anchorId="13765BBF" wp14:editId="1401A25B">
+            <wp:extent cx="5731510" cy="3838575"/>
+            <wp:effectExtent l="0" t="0" r="2540" b="9525"/>
+            <wp:docPr id="1926748291" name="Picture 5"/>
+            <wp:cNvGraphicFramePr>
+              <a:graphicFrameLocks xmlns:a="http://schemas.openxmlformats.org/drawingml/2006/main" noChangeAspect="1"/>
+            </wp:cNvGraphicFramePr>
+            <a:graphic xmlns:a="http://schemas.openxmlformats.org/drawingml/2006/main">
+              <a:graphicData uri="http://schemas.openxmlformats.org/drawingml/2006/picture">
+                <pic:pic xmlns:pic="http://schemas.openxmlformats.org/drawingml/2006/picture">
+                  <pic:nvPicPr>
+                    <pic:cNvPr id="1926748291" name="Picture 1926748291"/>
+                    <pic:cNvPicPr/>
+                  </pic:nvPicPr>
+                  <pic:blipFill>
+                    <a:blip r:embed="rId19">
+                      <a:extLst>
+                        <a:ext uri="{28A0092B-C50C-407E-A947-70E740481C1C}">
+                          <a14:useLocalDpi xmlns:a14="http://schemas.microsoft.com/office/drawing/2010/main" val="0"/>
+                        </a:ext>
+                      </a:extLst>
+                    </a:blip>
+                    <a:stretch>
+                      <a:fillRect/>
+                    </a:stretch>
+                  </pic:blipFill>
+                  <pic:spPr>
+                    <a:xfrm>
+                      <a:off x="0" y="0"/>
+                      <a:ext cx="5731510" cy="3838575"/>
+                    </a:xfrm>
+                    <a:prstGeom prst="rect">
+                      <a:avLst/>
+                    </a:prstGeom>
+                  </pic:spPr>
+                </pic:pic>
+              </a:graphicData>
+            </a:graphic>
+          </wp:inline>
+        </w:drawing>
+      </w:r>
+    </w:p>
+    <w:p/>
+    <w:p/>
+    <w:p/>
+    <w:p/>
+    <w:p/>
+    <w:p>
+      <w:r>
+        <w:rPr>
+          <w:noProof/>
+        </w:rPr>
+        <w:lastRenderedPageBreak/>
+        <w:drawing>
+          <wp:inline distT="0" distB="0" distL="0" distR="0" wp14:anchorId="463FD7D1" wp14:editId="16D65E2F">
+            <wp:extent cx="5731510" cy="2875915"/>
+            <wp:effectExtent l="0" t="0" r="2540" b="635"/>
+            <wp:docPr id="205013147" name="Picture 6"/>
+            <wp:cNvGraphicFramePr>
+              <a:graphicFrameLocks xmlns:a="http://schemas.openxmlformats.org/drawingml/2006/main" noChangeAspect="1"/>
+            </wp:cNvGraphicFramePr>
+            <a:graphic xmlns:a="http://schemas.openxmlformats.org/drawingml/2006/main">
+              <a:graphicData uri="http://schemas.openxmlformats.org/drawingml/2006/picture">
+                <pic:pic xmlns:pic="http://schemas.openxmlformats.org/drawingml/2006/picture">
+                  <pic:nvPicPr>
+                    <pic:cNvPr id="205013147" name="Picture 205013147"/>
+                    <pic:cNvPicPr/>
+                  </pic:nvPicPr>
+                  <pic:blipFill>
+                    <a:blip r:embed="rId18" cstate="print">
+                      <a:extLst>
+                        <a:ext uri="{28A0092B-C50C-407E-A947-70E740481C1C}">
+                          <a14:useLocalDpi xmlns:a14="http://schemas.microsoft.com/office/drawing/2010/main" val="0"/>
+                        </a:ext>
+                      </a:extLst>
+                    </a:blip>
+                    <a:stretch>
+                      <a:fillRect/>
+                    </a:stretch>
+                  </pic:blipFill>
+                  <pic:spPr>
+                    <a:xfrm>
+                      <a:off x="0" y="0"/>
+                      <a:ext cx="5731510" cy="2875915"/>
+                    </a:xfrm>
+                    <a:prstGeom prst="rect">
+                      <a:avLst/>
+                    </a:prstGeom>
+                  </pic:spPr>
+                </pic:pic>
+              </a:graphicData>
+            </a:graphic>
+          </wp:inline>
+        </w:drawing>
+      </w:r>
+    </w:p>
+    <w:p>
+      <w:r>
+        <w:t>13.</w:t>
+      </w:r>
+    </w:p>
+    <w:p>
+      <w:r>
+        <w:rPr>
+          <w:noProof/>
+        </w:rPr>
+        <w:drawing>
+          <wp:inline distT="0" distB="0" distL="0" distR="0" wp14:anchorId="13B38771" wp14:editId="119FE4D2">
+            <wp:extent cx="5731510" cy="2724150"/>
+            <wp:effectExtent l="0" t="0" r="2540" b="0"/>
+            <wp:docPr id="1173994246" name="Picture 7"/>
+            <wp:cNvGraphicFramePr>
+              <a:graphicFrameLocks xmlns:a="http://schemas.openxmlformats.org/drawingml/2006/main" noChangeAspect="1"/>
+            </wp:cNvGraphicFramePr>
+            <a:graphic xmlns:a="http://schemas.openxmlformats.org/drawingml/2006/main">
+              <a:graphicData uri="http://schemas.openxmlformats.org/drawingml/2006/picture">
+                <pic:pic xmlns:pic="http://schemas.openxmlformats.org/drawingml/2006/picture">
+                  <pic:nvPicPr>
+                    <pic:cNvPr id="1173994246" name="Picture 1173994246"/>
+                    <pic:cNvPicPr/>
+                  </pic:nvPicPr>
+                  <pic:blipFill>
+                    <a:blip r:embed="rId19">
+                      <a:extLst>
+                        <a:ext uri="{28A0092B-C50C-407E-A947-70E740481C1C}">
+                          <a14:useLocalDpi xmlns:a14="http://schemas.microsoft.com/office/drawing/2010/main" val="0"/>
+                        </a:ext>
+                      </a:extLst>
+                    </a:blip>
+                    <a:stretch>
+                      <a:fillRect/>
+                    </a:stretch>
+                  </pic:blipFill>
+                  <pic:spPr>
+                    <a:xfrm>
+                      <a:off x="0" y="0"/>
+                      <a:ext cx="5731510" cy="2724150"/>
+                    </a:xfrm>
+                    <a:prstGeom prst="rect">
+                      <a:avLst/>
+                    </a:prstGeom>
+                  </pic:spPr>
+                </pic:pic>
+              </a:graphicData>
+            </a:graphic>
+          </wp:inline>
+        </w:drawing>
+      </w:r>
+      <w:r>
+        <w:rPr>
+          <w:noProof/>
+        </w:rPr>
+        <w:drawing>
+          <wp:inline distT="0" distB="0" distL="0" distR="0" wp14:anchorId="594BEB30" wp14:editId="7DE66049">
+            <wp:extent cx="5731510" cy="2437765"/>
+            <wp:effectExtent l="0" t="0" r="2540" b="635"/>
+            <wp:docPr id="1997430352" name="Picture 8"/>
+            <wp:cNvGraphicFramePr>
+              <a:graphicFrameLocks xmlns:a="http://schemas.openxmlformats.org/drawingml/2006/main" noChangeAspect="1"/>
+            </wp:cNvGraphicFramePr>
+            <a:graphic xmlns:a="http://schemas.openxmlformats.org/drawingml/2006/main">
+              <a:graphicData uri="http://schemas.openxmlformats.org/drawingml/2006/picture">
+                <pic:pic xmlns:pic="http://schemas.openxmlformats.org/drawingml/2006/picture">
+                  <pic:nvPicPr>
+                    <pic:cNvPr id="1997430352" name="Picture 1997430352"/>
+                    <pic:cNvPicPr/>
+                  </pic:nvPicPr>
+                  <pic:blipFill>
+                    <a:blip r:embed="rId20">
+                      <a:extLst>
+                        <a:ext uri="{28A0092B-C50C-407E-A947-70E740481C1C}">
+                          <a14:useLocalDpi xmlns:a14="http://schemas.microsoft.com/office/drawing/2010/main" val="0"/>
+                        </a:ext>
+                      </a:extLst>
+                    </a:blip>
+                    <a:stretch>
+                      <a:fillRect/>
+                    </a:stretch>
+                  </pic:blipFill>
+                  <pic:spPr>
+                    <a:xfrm>
+                      <a:off x="0" y="0"/>
+                      <a:ext cx="5731510" cy="2437765"/>
+                    </a:xfrm>
+                    <a:prstGeom prst="rect">
+                      <a:avLst/>
+                    </a:prstGeom>
+                  </pic:spPr>
+                </pic:pic>
+              </a:graphicData>
+            </a:graphic>
+          </wp:inline>
+        </w:drawing>
+      </w:r>
+    </w:p>
+    <w:p/>
+    <w:p>
+      <w:pPr>
+        <w:rPr>
+          <w:noProof/>
+        </w:rPr>
+      </w:pPr>
+      <w:r>
+        <w:lastRenderedPageBreak/>
+        <w:t>14</w:t>
+      </w:r>
+      <w:r>
+        <w:rPr>
+          <w:noProof/>
+        </w:rPr>
+        <w:drawing>
+          <wp:inline distT="0" distB="0" distL="0" distR="0" wp14:anchorId="325659B0" wp14:editId="04352344">
+            <wp:extent cx="5731510" cy="3034665"/>
+            <wp:effectExtent l="0" t="0" r="2540" b="0"/>
+            <wp:docPr id="1236707383" name="Picture 12"/>
+            <wp:cNvGraphicFramePr>
+              <a:graphicFrameLocks xmlns:a="http://schemas.openxmlformats.org/drawingml/2006/main" noChangeAspect="1"/>
+            </wp:cNvGraphicFramePr>
+            <a:graphic xmlns:a="http://schemas.openxmlformats.org/drawingml/2006/main">
+              <a:graphicData uri="http://schemas.openxmlformats.org/drawingml/2006/picture">
+                <pic:pic xmlns:pic="http://schemas.openxmlformats.org/drawingml/2006/picture">
+                  <pic:nvPicPr>
+                    <pic:cNvPr id="1236707383" name="Picture 1236707383"/>
+                    <pic:cNvPicPr/>
+                  </pic:nvPicPr>
+                  <pic:blipFill>
+                    <a:blip r:embed="rId21" cstate="print">
+                      <a:extLst>
+                        <a:ext uri="{28A0092B-C50C-407E-A947-70E740481C1C}">
+                          <a14:useLocalDpi xmlns:a14="http://schemas.microsoft.com/office/drawing/2010/main" val="0"/>
+                        </a:ext>
+                      </a:extLst>
+                    </a:blip>
+                    <a:stretch>
+                      <a:fillRect/>
+                    </a:stretch>
+                  </pic:blipFill>
+                  <pic:spPr>
+                    <a:xfrm>
+                      <a:off x="0" y="0"/>
+                      <a:ext cx="5731510" cy="3034665"/>
+                    </a:xfrm>
+                    <a:prstGeom prst="rect">
+                      <a:avLst/>
+                    </a:prstGeom>
+                  </pic:spPr>
+                </pic:pic>
+              </a:graphicData>
+            </a:graphic>
+          </wp:inline>
+        </w:drawing>
+      </w:r>
+      <w:r>
+        <w:rPr>
+          <w:noProof/>
+        </w:rPr>
+        <w:drawing>
+          <wp:inline distT="0" distB="0" distL="0" distR="0" wp14:anchorId="6A1EB065" wp14:editId="34C8536C">
+            <wp:extent cx="5731510" cy="2684780"/>
+            <wp:effectExtent l="0" t="0" r="2540" b="1270"/>
+            <wp:docPr id="2083063071" name="Picture 13"/>
+            <wp:cNvGraphicFramePr>
+              <a:graphicFrameLocks xmlns:a="http://schemas.openxmlformats.org/drawingml/2006/main" noChangeAspect="1"/>
+            </wp:cNvGraphicFramePr>
+            <a:graphic xmlns:a="http://schemas.openxmlformats.org/drawingml/2006/main">
+              <a:graphicData uri="http://schemas.openxmlformats.org/drawingml/2006/picture">
+                <pic:pic xmlns:pic="http://schemas.openxmlformats.org/drawingml/2006/picture">
+                  <pic:nvPicPr>
+                    <pic:cNvPr id="2083063071" name="Picture 2083063071"/>
+                    <pic:cNvPicPr/>
+                  </pic:nvPicPr>
+                  <pic:blipFill>
+                    <a:blip r:embed="rId22" cstate="print">
+                      <a:extLst>
+                        <a:ext uri="{28A0092B-C50C-407E-A947-70E740481C1C}">
+                          <a14:useLocalDpi xmlns:a14="http://schemas.microsoft.com/office/drawing/2010/main" val="0"/>
+                        </a:ext>
+                      </a:extLst>
+                    </a:blip>
+                    <a:stretch>
+                      <a:fillRect/>
+                    </a:stretch>
+                  </pic:blipFill>
+                  <pic:spPr>
+                    <a:xfrm>
+                      <a:off x="0" y="0"/>
+                      <a:ext cx="5731510" cy="2684780"/>
+                    </a:xfrm>
+                    <a:prstGeom prst="rect">
+                      <a:avLst/>
+                    </a:prstGeom>
+                  </pic:spPr>
+                </pic:pic>
+              </a:graphicData>
+            </a:graphic>
+          </wp:inline>
+        </w:drawing>
+      </w:r>
+    </w:p>
+    <w:p>
+      <w:pPr>
+        <w:rPr>
+          <w:noProof/>
+        </w:rPr>
+      </w:pPr>
+      <w:r>
+        <w:rPr>
+          <w:noProof/>
+        </w:rPr>
+        <w:t>15</w:t>
+      </w:r>
+    </w:p>
+    <w:p>
+      <w:r>
+        <w:rPr>
+          <w:noProof/>
+        </w:rPr>
+        <w:drawing>
+          <wp:inline distT="0" distB="0" distL="0" distR="0" wp14:anchorId="6E3A6F8C" wp14:editId="1F2DA2B9">
+            <wp:extent cx="5731510" cy="2209800"/>
+            <wp:effectExtent l="0" t="0" r="2540" b="0"/>
+            <wp:docPr id="471214068" name="Picture 14"/>
+            <wp:cNvGraphicFramePr>
+              <a:graphicFrameLocks xmlns:a="http://schemas.openxmlformats.org/drawingml/2006/main" noChangeAspect="1"/>
+            </wp:cNvGraphicFramePr>
+            <a:graphic xmlns:a="http://schemas.openxmlformats.org/drawingml/2006/main">
+              <a:graphicData uri="http://schemas.openxmlformats.org/drawingml/2006/picture">
+                <pic:pic xmlns:pic="http://schemas.openxmlformats.org/drawingml/2006/picture">
+                  <pic:nvPicPr>
+                    <pic:cNvPr id="471214068" name="Picture 471214068"/>
+                    <pic:cNvPicPr/>
+                  </pic:nvPicPr>
+                  <pic:blipFill>
+                    <a:blip r:embed="rId23" cstate="print">
+                      <a:extLst>
+                        <a:ext uri="{28A0092B-C50C-407E-A947-70E740481C1C}">
+                          <a14:useLocalDpi xmlns:a14="http://schemas.microsoft.com/office/drawing/2010/main" val="0"/>
+                        </a:ext>
+                      </a:extLst>
+                    </a:blip>
+                    <a:stretch>
+                      <a:fillRect/>
+                    </a:stretch>
+                  </pic:blipFill>
+                  <pic:spPr>
+                    <a:xfrm>
+                      <a:off x="0" y="0"/>
+                      <a:ext cx="5731510" cy="2209800"/>
+                    </a:xfrm>
+                    <a:prstGeom prst="rect">
+                      <a:avLst/>
+                    </a:prstGeom>
+                  </pic:spPr>
+                </pic:pic>
+              </a:graphicData>
+            </a:graphic>
+          </wp:inline>
+        </w:drawing>
+      </w:r>
+    </w:p>
     <w:sectPr>
       <w:pgSz w:w="11906" w:h="16838"/>
       <w:pgMar w:top="1440" w:right="1440" w:bottom="1440" w:left="1440" w:header="708" w:footer="708" w:gutter="0"/>
@@ -1236,6 +1824,7 @@
   <w:style w:type="character" w:default="1" w:styleId="DefaultParagraphFont">
     <w:name w:val="Default Paragraph Font"/>
     <w:uiPriority w:val="1"/>
+    <w:semiHidden/>
     <w:unhideWhenUsed/>
   </w:style>
   <w:style w:type="table" w:default="1" w:styleId="TableNormal">
